--- a/template_cv_p.docx
+++ b/template_cv_p.docx
@@ -2190,7 +2190,7 @@
         <w:sz w:val="20"/>
         <w:szCs w:val="20"/>
       </w:rPr>
-      <w:t xml:space="preserve">: </w:t>
+      <w:t>:</w:t>
     </w:r>
     <w:r>
       <w:rPr>
@@ -2198,7 +2198,7 @@
         <w:sz w:val="20"/>
         <w:szCs w:val="20"/>
       </w:rPr>
-      <w:t>{{PRENOM}}</w:t>
+      <w:t xml:space="preserve"> </w:t>
     </w:r>
     <w:r>
       <w:rPr>
@@ -2206,7 +2206,7 @@
         <w:sz w:val="20"/>
         <w:szCs w:val="20"/>
       </w:rPr>
-      <w:t xml:space="preserve"> </w:t>
+      <w:t>{{</w:t>
     </w:r>
     <w:r>
       <w:rPr>
@@ -2214,15 +2214,7 @@
         <w:sz w:val="20"/>
         <w:szCs w:val="20"/>
       </w:rPr>
-      <w:t>{{</w:t>
-    </w:r>
-    <w:r>
-      <w:rPr>
-        <w:rFonts w:ascii="Termina" w:hAnsi="Termina" w:cs="Tahoma"/>
-        <w:sz w:val="20"/>
-        <w:szCs w:val="20"/>
-      </w:rPr>
-      <w:t>NOM</w:t>
+      <w:t>NOM_COMPLET</w:t>
     </w:r>
     <w:r>
       <w:rPr>
@@ -2361,7 +2353,7 @@
         <v:path o:extrusionok="f" gradientshapeok="t" o:connecttype="rect"/>
         <o:lock v:ext="edit" aspectratio="t"/>
       </v:shapetype>
-      <v:shape id="_x0000_i1032" type="#_x0000_t75" style="width:15.6pt;height:13.8pt" o:bullet="t">
+      <v:shape id="_x0000_i1113" type="#_x0000_t75" style="width:15.65pt;height:13.75pt" o:bullet="t">
         <v:imagedata r:id="rId1" o:title="BD21337_"/>
       </v:shape>
     </w:pict>

--- a/template_cv_p.docx
+++ b/template_cv_p.docx
@@ -1492,8 +1492,10 @@
     <w:sectPr>
       <w:headerReference w:type="even" r:id="rId8"/>
       <w:headerReference w:type="default" r:id="rId9"/>
-      <w:footerReference w:type="default" r:id="rId10"/>
-      <w:headerReference w:type="first" r:id="rId11"/>
+      <w:footerReference w:type="even" r:id="rId10"/>
+      <w:footerReference w:type="default" r:id="rId11"/>
+      <w:headerReference w:type="first" r:id="rId12"/>
+      <w:footerReference w:type="first" r:id="rId13"/>
       <w:pgSz w:w="11906" w:h="16838"/>
       <w:pgMar w:top="2495" w:right="1417" w:bottom="1417" w:left="1417" w:header="426" w:footer="0" w:gutter="0"/>
       <w:cols w:space="708"/>
@@ -1523,6 +1525,16 @@
 </file>
 
 <file path=word/footer1.xml><?xml version="1.0" encoding="utf-8"?>
+<w:ftr xmlns:wpc="http://schemas.microsoft.com/office/word/2010/wordprocessingCanvas" xmlns:cx="http://schemas.microsoft.com/office/drawing/2014/chartex" xmlns:cx1="http://schemas.microsoft.com/office/drawing/2015/9/8/chartex" xmlns:cx2="http://schemas.microsoft.com/office/drawing/2015/10/21/chartex" xmlns:cx3="http://schemas.microsoft.com/office/drawing/2016/5/9/chartex" xmlns:cx4="http://schemas.microsoft.com/office/drawing/2016/5/10/chartex" xmlns:cx5="http://schemas.microsoft.com/office/drawing/2016/5/11/chartex" xmlns:cx6="http://schemas.microsoft.com/office/drawing/2016/5/12/chartex" xmlns:cx7="http://schemas.microsoft.com/office/drawing/2016/5/13/chartex" xmlns:cx8="http://schemas.microsoft.com/office/drawing/2016/5/14/chartex" xmlns:mc="http://schemas.openxmlformats.org/markup-compatibility/2006" xmlns:aink="http://schemas.microsoft.com/office/drawing/2016/ink" xmlns:am3d="http://schemas.microsoft.com/office/drawing/2017/model3d" xmlns:o="urn:schemas-microsoft-com:office:office" xmlns:oel="http://schemas.microsoft.com/office/2019/extlst" xmlns:r="http://schemas.openxmlformats.org/officeDocument/2006/relationships" xmlns:m="http://schemas.openxmlformats.org/officeDocument/2006/math" xmlns:v="urn:schemas-microsoft-com:vml" xmlns:wp14="http://schemas.microsoft.com/office/word/2010/wordprocessingDrawing" xmlns:wp="http://schemas.openxmlformats.org/drawingml/2006/wordprocessingDrawing" xmlns:w10="urn:schemas-microsoft-com:office:word" xmlns:w="http://schemas.openxmlformats.org/wordprocessingml/2006/main" xmlns:w14="http://schemas.microsoft.com/office/word/2010/wordml" xmlns:w15="http://schemas.microsoft.com/office/word/2012/wordml" xmlns:w16cex="http://schemas.microsoft.com/office/word/2018/wordml/cex" xmlns:w16cid="http://schemas.microsoft.com/office/word/2016/wordml/cid" xmlns:w16="http://schemas.microsoft.com/office/word/2018/wordml" xmlns:w16du="http://schemas.microsoft.com/office/word/2023/wordml/word16du" xmlns:w16sdtdh="http://schemas.microsoft.com/office/word/2020/wordml/sdtdatahash" xmlns:w16sdtfl="http://schemas.microsoft.com/office/word/2024/wordml/sdtformatlock" xmlns:w16se="http://schemas.microsoft.com/office/word/2015/wordml/symex" xmlns:wpg="http://schemas.microsoft.com/office/word/2010/wordprocessingGroup" xmlns:wpi="http://schemas.microsoft.com/office/word/2010/wordprocessingInk" xmlns:wne="http://schemas.microsoft.com/office/word/2006/wordml" xmlns:wps="http://schemas.microsoft.com/office/word/2010/wordprocessingShape" mc:Ignorable="w14 w15 w16se w16cid w16 w16cex w16sdtdh w16sdtfl w16du wp14">
+  <w:p>
+    <w:pPr>
+      <w:pStyle w:val="Pieddepage"/>
+    </w:pPr>
+  </w:p>
+</w:ftr>
+</file>
+
+<file path=word/footer2.xml><?xml version="1.0" encoding="utf-8"?>
 <w:ftr xmlns:wpc="http://schemas.microsoft.com/office/word/2010/wordprocessingCanvas" xmlns:cx="http://schemas.microsoft.com/office/drawing/2014/chartex" xmlns:cx1="http://schemas.microsoft.com/office/drawing/2015/9/8/chartex" xmlns:cx2="http://schemas.microsoft.com/office/drawing/2015/10/21/chartex" xmlns:cx3="http://schemas.microsoft.com/office/drawing/2016/5/9/chartex" xmlns:cx4="http://schemas.microsoft.com/office/drawing/2016/5/10/chartex" xmlns:cx5="http://schemas.microsoft.com/office/drawing/2016/5/11/chartex" xmlns:cx6="http://schemas.microsoft.com/office/drawing/2016/5/12/chartex" xmlns:cx7="http://schemas.microsoft.com/office/drawing/2016/5/13/chartex" xmlns:cx8="http://schemas.microsoft.com/office/drawing/2016/5/14/chartex" xmlns:mc="http://schemas.openxmlformats.org/markup-compatibility/2006" xmlns:aink="http://schemas.microsoft.com/office/drawing/2016/ink" xmlns:am3d="http://schemas.microsoft.com/office/drawing/2017/model3d" xmlns:o="urn:schemas-microsoft-com:office:office" xmlns:oel="http://schemas.microsoft.com/office/2019/extlst" xmlns:r="http://schemas.openxmlformats.org/officeDocument/2006/relationships" xmlns:m="http://schemas.openxmlformats.org/officeDocument/2006/math" xmlns:v="urn:schemas-microsoft-com:vml" xmlns:wp14="http://schemas.microsoft.com/office/word/2010/wordprocessingDrawing" xmlns:wp="http://schemas.openxmlformats.org/drawingml/2006/wordprocessingDrawing" xmlns:w10="urn:schemas-microsoft-com:office:word" xmlns:w="http://schemas.openxmlformats.org/wordprocessingml/2006/main" xmlns:w14="http://schemas.microsoft.com/office/word/2010/wordml" xmlns:w15="http://schemas.microsoft.com/office/word/2012/wordml" xmlns:w16cex="http://schemas.microsoft.com/office/word/2018/wordml/cex" xmlns:w16cid="http://schemas.microsoft.com/office/word/2016/wordml/cid" xmlns:w16="http://schemas.microsoft.com/office/word/2018/wordml" xmlns:w16du="http://schemas.microsoft.com/office/word/2023/wordml/word16du" xmlns:w16sdtdh="http://schemas.microsoft.com/office/word/2020/wordml/sdtdatahash" xmlns:w16sdtfl="http://schemas.microsoft.com/office/word/2024/wordml/sdtformatlock" xmlns:w16se="http://schemas.microsoft.com/office/word/2015/wordml/symex" xmlns:wpg="http://schemas.microsoft.com/office/word/2010/wordprocessingGroup" xmlns:wpi="http://schemas.microsoft.com/office/word/2010/wordprocessingInk" xmlns:wne="http://schemas.microsoft.com/office/word/2006/wordml" xmlns:wps="http://schemas.microsoft.com/office/word/2010/wordprocessingShape" mc:Ignorable="w14 w15 w16se w16cid w16 w16cex w16sdtdh w16sdtfl w16du wp14">
   <w:p>
     <w:pPr>
@@ -1897,6 +1909,16 @@
 </w:ftr>
 </file>
 
+<file path=word/footer3.xml><?xml version="1.0" encoding="utf-8"?>
+<w:ftr xmlns:wpc="http://schemas.microsoft.com/office/word/2010/wordprocessingCanvas" xmlns:cx="http://schemas.microsoft.com/office/drawing/2014/chartex" xmlns:cx1="http://schemas.microsoft.com/office/drawing/2015/9/8/chartex" xmlns:cx2="http://schemas.microsoft.com/office/drawing/2015/10/21/chartex" xmlns:cx3="http://schemas.microsoft.com/office/drawing/2016/5/9/chartex" xmlns:cx4="http://schemas.microsoft.com/office/drawing/2016/5/10/chartex" xmlns:cx5="http://schemas.microsoft.com/office/drawing/2016/5/11/chartex" xmlns:cx6="http://schemas.microsoft.com/office/drawing/2016/5/12/chartex" xmlns:cx7="http://schemas.microsoft.com/office/drawing/2016/5/13/chartex" xmlns:cx8="http://schemas.microsoft.com/office/drawing/2016/5/14/chartex" xmlns:mc="http://schemas.openxmlformats.org/markup-compatibility/2006" xmlns:aink="http://schemas.microsoft.com/office/drawing/2016/ink" xmlns:am3d="http://schemas.microsoft.com/office/drawing/2017/model3d" xmlns:o="urn:schemas-microsoft-com:office:office" xmlns:oel="http://schemas.microsoft.com/office/2019/extlst" xmlns:r="http://schemas.openxmlformats.org/officeDocument/2006/relationships" xmlns:m="http://schemas.openxmlformats.org/officeDocument/2006/math" xmlns:v="urn:schemas-microsoft-com:vml" xmlns:wp14="http://schemas.microsoft.com/office/word/2010/wordprocessingDrawing" xmlns:wp="http://schemas.openxmlformats.org/drawingml/2006/wordprocessingDrawing" xmlns:w10="urn:schemas-microsoft-com:office:word" xmlns:w="http://schemas.openxmlformats.org/wordprocessingml/2006/main" xmlns:w14="http://schemas.microsoft.com/office/word/2010/wordml" xmlns:w15="http://schemas.microsoft.com/office/word/2012/wordml" xmlns:w16cex="http://schemas.microsoft.com/office/word/2018/wordml/cex" xmlns:w16cid="http://schemas.microsoft.com/office/word/2016/wordml/cid" xmlns:w16="http://schemas.microsoft.com/office/word/2018/wordml" xmlns:w16du="http://schemas.microsoft.com/office/word/2023/wordml/word16du" xmlns:w16sdtdh="http://schemas.microsoft.com/office/word/2020/wordml/sdtdatahash" xmlns:w16sdtfl="http://schemas.microsoft.com/office/word/2024/wordml/sdtformatlock" xmlns:w16se="http://schemas.microsoft.com/office/word/2015/wordml/symex" xmlns:wpg="http://schemas.microsoft.com/office/word/2010/wordprocessingGroup" xmlns:wpi="http://schemas.microsoft.com/office/word/2010/wordprocessingInk" xmlns:wne="http://schemas.microsoft.com/office/word/2006/wordml" xmlns:wps="http://schemas.microsoft.com/office/word/2010/wordprocessingShape" mc:Ignorable="w14 w15 w16se w16cid w16 w16cex w16sdtdh w16sdtfl w16du wp14">
+  <w:p>
+    <w:pPr>
+      <w:pStyle w:val="Pieddepage"/>
+    </w:pPr>
+  </w:p>
+</w:ftr>
+</file>
+
 <file path=word/footnotes.xml><?xml version="1.0" encoding="utf-8"?>
 <w:footnotes xmlns:wpc="http://schemas.microsoft.com/office/word/2010/wordprocessingCanvas" xmlns:cx="http://schemas.microsoft.com/office/drawing/2014/chartex" xmlns:cx1="http://schemas.microsoft.com/office/drawing/2015/9/8/chartex" xmlns:cx2="http://schemas.microsoft.com/office/drawing/2015/10/21/chartex" xmlns:cx3="http://schemas.microsoft.com/office/drawing/2016/5/9/chartex" xmlns:cx4="http://schemas.microsoft.com/office/drawing/2016/5/10/chartex" xmlns:cx5="http://schemas.microsoft.com/office/drawing/2016/5/11/chartex" xmlns:cx6="http://schemas.microsoft.com/office/drawing/2016/5/12/chartex" xmlns:cx7="http://schemas.microsoft.com/office/drawing/2016/5/13/chartex" xmlns:cx8="http://schemas.microsoft.com/office/drawing/2016/5/14/chartex" xmlns:mc="http://schemas.openxmlformats.org/markup-compatibility/2006" xmlns:aink="http://schemas.microsoft.com/office/drawing/2016/ink" xmlns:am3d="http://schemas.microsoft.com/office/drawing/2017/model3d" xmlns:o="urn:schemas-microsoft-com:office:office" xmlns:oel="http://schemas.microsoft.com/office/2019/extlst" xmlns:r="http://schemas.openxmlformats.org/officeDocument/2006/relationships" xmlns:m="http://schemas.openxmlformats.org/officeDocument/2006/math" xmlns:v="urn:schemas-microsoft-com:vml" xmlns:wp14="http://schemas.microsoft.com/office/word/2010/wordprocessingDrawing" xmlns:wp="http://schemas.openxmlformats.org/drawingml/2006/wordprocessingDrawing" xmlns:w10="urn:schemas-microsoft-com:office:word" xmlns:w="http://schemas.openxmlformats.org/wordprocessingml/2006/main" xmlns:w14="http://schemas.microsoft.com/office/word/2010/wordml" xmlns:w15="http://schemas.microsoft.com/office/word/2012/wordml" xmlns:w16cex="http://schemas.microsoft.com/office/word/2018/wordml/cex" xmlns:w16cid="http://schemas.microsoft.com/office/word/2016/wordml/cid" xmlns:w16="http://schemas.microsoft.com/office/word/2018/wordml" xmlns:w16du="http://schemas.microsoft.com/office/word/2023/wordml/word16du" xmlns:w16sdtdh="http://schemas.microsoft.com/office/word/2020/wordml/sdtdatahash" xmlns:w16sdtfl="http://schemas.microsoft.com/office/word/2024/wordml/sdtformatlock" xmlns:w16se="http://schemas.microsoft.com/office/word/2015/wordml/symex" xmlns:wpg="http://schemas.microsoft.com/office/word/2010/wordprocessingGroup" xmlns:wpi="http://schemas.microsoft.com/office/word/2010/wordprocessingInk" xmlns:wne="http://schemas.microsoft.com/office/word/2006/wordml" xmlns:wps="http://schemas.microsoft.com/office/word/2010/wordprocessingShape" mc:Ignorable="w14 w15 w16se w16cid w16 w16cex w16sdtdh w16sdtfl w16du wp14">
   <w:footnote w:type="separator" w:id="-1">
@@ -1983,16 +2005,16 @@
         <w:szCs w:val="20"/>
       </w:rPr>
       <w:drawing>
-        <wp:anchor distT="0" distB="0" distL="114300" distR="114300" simplePos="0" relativeHeight="251667456" behindDoc="0" locked="0" layoutInCell="1" allowOverlap="1" wp14:anchorId="58D055C0" wp14:editId="11FFBB58">
+        <wp:anchor distT="0" distB="0" distL="114300" distR="114300" simplePos="0" relativeHeight="251667456" behindDoc="0" locked="0" layoutInCell="1" allowOverlap="1" wp14:anchorId="58D055C0" wp14:editId="33071104">
           <wp:simplePos x="0" y="0"/>
           <wp:positionH relativeFrom="column">
-            <wp:posOffset>-547370</wp:posOffset>
+            <wp:posOffset>-549275</wp:posOffset>
           </wp:positionH>
           <wp:positionV relativeFrom="paragraph">
-            <wp:posOffset>-3810</wp:posOffset>
+            <wp:posOffset>61944</wp:posOffset>
           </wp:positionV>
-          <wp:extent cx="2483292" cy="609600"/>
-          <wp:effectExtent l="0" t="0" r="0" b="0"/>
+          <wp:extent cx="2492097" cy="480253"/>
+          <wp:effectExtent l="0" t="0" r="3810" b="0"/>
           <wp:wrapNone/>
           <wp:docPr id="1" name="Image 1"/>
           <wp:cNvGraphicFramePr>
@@ -2020,7 +2042,7 @@
                 <pic:spPr>
                   <a:xfrm>
                     <a:off x="0" y="0"/>
-                    <a:ext cx="2492097" cy="611761"/>
+                    <a:ext cx="2492097" cy="480253"/>
                   </a:xfrm>
                   <a:prstGeom prst="rect">
                     <a:avLst/>
@@ -2353,7 +2375,7 @@
         <v:path o:extrusionok="f" gradientshapeok="t" o:connecttype="rect"/>
         <o:lock v:ext="edit" aspectratio="t"/>
       </v:shapetype>
-      <v:shape id="_x0000_i1113" type="#_x0000_t75" style="width:15.65pt;height:13.75pt" o:bullet="t">
+      <v:shape id="_x0000_i1050" type="#_x0000_t75" style="width:15.6pt;height:13.8pt" o:bullet="t">
         <v:imagedata r:id="rId1" o:title="BD21337_"/>
       </v:shape>
     </w:pict>
